--- a/Document/RV200/RW-TF-FST-02-05(00) Software Architecture Description.docx
+++ b/Document/RV200/RW-TF-FST-02-05(00) Software Architecture Description.docx
@@ -2349,7 +2349,7 @@
                     <pic:cNvPicPr/>
                   </pic:nvPicPr>
                   <pic:blipFill>
-                    <a:blip r:embed="rId8">
+                    <a:blip r:embed="rId11">
                       <a:extLst>
                         <a:ext uri="{28A0092B-C50C-407E-A947-70E740481C1C}">
                           <a14:useLocalDpi xmlns:a14="http://schemas.microsoft.com/office/drawing/2010/main" val="0"/>
@@ -2909,7 +2909,7 @@
       <w:r>
         <w:t xml:space="preserve">Template Copyright </w:t>
       </w:r>
-      <w:hyperlink r:id="rId9">
+      <w:hyperlink r:id="rId12">
         <w:r>
           <w:rPr>
             <w:rStyle w:val="ac"/>
@@ -2920,7 +2920,7 @@
       <w:r>
         <w:t xml:space="preserve">. See </w:t>
       </w:r>
-      <w:hyperlink r:id="rId10">
+      <w:hyperlink r:id="rId13">
         <w:r>
           <w:rPr>
             <w:rStyle w:val="ac"/>
@@ -2937,23 +2937,15 @@
         <w:pStyle w:val="a0"/>
       </w:pPr>
       <w:r>
-        <w:t xml:space="preserve">Please don’t remove this notice even if you’ve modified </w:t>
-      </w:r>
-      <w:proofErr w:type="gramStart"/>
-      <w:r>
-        <w:t>contents</w:t>
-      </w:r>
-      <w:proofErr w:type="gramEnd"/>
-      <w:r>
-        <w:t xml:space="preserve"> of this template.</w:t>
+        <w:t>Please don’t remove this notice even if you’ve modified contents of this template.</w:t>
       </w:r>
       <w:bookmarkEnd w:id="12"/>
       <w:bookmarkEnd w:id="13"/>
       <w:bookmarkEnd w:id="14"/>
     </w:p>
     <w:sectPr>
-      <w:headerReference w:type="default" r:id="rId11"/>
-      <w:footerReference w:type="default" r:id="rId12"/>
+      <w:headerReference w:type="default" r:id="rId14"/>
+      <w:footerReference w:type="default" r:id="rId15"/>
       <w:pgSz w:w="12240" w:h="15840"/>
       <w:pgMar w:top="1701" w:right="1440" w:bottom="1440" w:left="1440" w:header="720" w:footer="0" w:gutter="0"/>
       <w:cols w:space="720"/>
@@ -3224,17 +3216,17 @@
       <w:tblLook w:val="04A0" w:firstRow="1" w:lastRow="0" w:firstColumn="1" w:lastColumn="0" w:noHBand="0" w:noVBand="1"/>
     </w:tblPr>
     <w:tblGrid>
-      <w:gridCol w:w="1701"/>
-      <w:gridCol w:w="5949"/>
-      <w:gridCol w:w="1281"/>
+      <w:gridCol w:w="1809"/>
+      <w:gridCol w:w="6329"/>
+      <w:gridCol w:w="1362"/>
     </w:tblGrid>
     <w:tr>
       <w:trPr>
-        <w:trHeight w:val="569"/>
+        <w:trHeight w:val="615"/>
       </w:trPr>
       <w:tc>
         <w:tcPr>
-          <w:tcW w:w="1701" w:type="dxa"/>
+          <w:tcW w:w="1809" w:type="dxa"/>
           <w:vAlign w:val="center"/>
         </w:tcPr>
         <w:p>
@@ -3304,7 +3296,7 @@
       </w:tc>
       <w:tc>
         <w:tcPr>
-          <w:tcW w:w="5949" w:type="dxa"/>
+          <w:tcW w:w="6329" w:type="dxa"/>
           <w:vAlign w:val="center"/>
         </w:tcPr>
         <w:p>
@@ -3365,7 +3357,7 @@
       </w:tc>
       <w:tc>
         <w:tcPr>
-          <w:tcW w:w="1281" w:type="dxa"/>
+          <w:tcW w:w="1362" w:type="dxa"/>
           <w:vAlign w:val="bottom"/>
         </w:tcPr>
         <w:p>
@@ -8752,10 +8744,30 @@
 </file>
 
 <file path=customXml/item1.xml><?xml version="1.0" encoding="utf-8"?>
+<p:properties xmlns:p="http://schemas.microsoft.com/office/2006/metadata/properties" xmlns:xsi="http://www.w3.org/2001/XMLSchema-instance" xmlns:pc="http://schemas.microsoft.com/office/infopath/2007/PartnerControls">
+  <documentManagement>
+    <lcf76f155ced4ddcb4097134ff3c332f xmlns="e9585e3e-8dde-4558-9020-300460070f66">
+      <Terms xmlns="http://schemas.microsoft.com/office/infopath/2007/PartnerControls"/>
+    </lcf76f155ced4ddcb4097134ff3c332f>
+    <TaxCatchAll xmlns="fdbd0ee6-c1ce-4682-bf4d-b990274ef7f9" xsi:nil="true"/>
+  </documentManagement>
+</p:properties>
+</file>
+
+<file path=customXml/item2.xml><?xml version="1.0" encoding="utf-8"?>
+<?mso-contentType ?>
+<FormTemplates xmlns="http://schemas.microsoft.com/sharepoint/v3/contenttype/forms">
+  <Display>DocumentLibraryForm</Display>
+  <Edit>DocumentLibraryForm</Edit>
+  <New>DocumentLibraryForm</New>
+</FormTemplates>
+</file>
+
+<file path=customXml/item3.xml><?xml version="1.0" encoding="utf-8"?>
 <b:Sources xmlns:b="http://schemas.openxmlformats.org/officeDocument/2006/bibliography" xmlns="http://schemas.openxmlformats.org/officeDocument/2006/bibliography" SelectedStyle="\APASixthEditionOfficeOnline.xsl" StyleName="APA" Version="6"/>
 </file>
 
-<file path=customXml/item2.xml><?xml version="1.0" encoding="utf-8"?>
+<file path=customXml/item4.xml><?xml version="1.0" encoding="utf-8"?>
 <ct:contentTypeSchema xmlns:ct="http://schemas.microsoft.com/office/2006/metadata/contentType" xmlns:ma="http://schemas.microsoft.com/office/2006/metadata/properties/metaAttributes" ct:_="" ma:_="" ma:contentTypeName="문서" ma:contentTypeID="0x01010055643D1FCDD1AF449E52FCC5650E658B" ma:contentTypeVersion="14" ma:contentTypeDescription="새 문서를 만듭니다." ma:contentTypeScope="" ma:versionID="647bdb025269980e27106cc2d7c93b4b">
   <xsd:schema xmlns:xsd="http://www.w3.org/2001/XMLSchema" xmlns:xs="http://www.w3.org/2001/XMLSchema" xmlns:p="http://schemas.microsoft.com/office/2006/metadata/properties" xmlns:ns2="e9585e3e-8dde-4558-9020-300460070f66" xmlns:ns3="fdbd0ee6-c1ce-4682-bf4d-b990274ef7f9" targetNamespace="http://schemas.microsoft.com/office/2006/metadata/properties" ma:root="true" ma:fieldsID="d9d8955b532099d955db877a9cb0cef3" ns2:_="" ns3:_="">
     <xsd:import namespace="e9585e3e-8dde-4558-9020-300460070f66"/>
@@ -8968,27 +8980,26 @@
 </ct:contentTypeSchema>
 </file>
 
-<file path=customXml/item3.xml><?xml version="1.0" encoding="utf-8"?>
-<?mso-contentType ?>
-<FormTemplates xmlns="http://schemas.microsoft.com/sharepoint/v3/contenttype/forms">
-  <Display>DocumentLibraryForm</Display>
-  <Edit>DocumentLibraryForm</Edit>
-  <New>DocumentLibraryForm</New>
-</FormTemplates>
+<file path=customXml/itemProps1.xml><?xml version="1.0" encoding="utf-8"?>
+<ds:datastoreItem xmlns:ds="http://schemas.openxmlformats.org/officeDocument/2006/customXml" ds:itemID="{74B0CE9A-E086-4560-934D-95E80F40CA93}">
+  <ds:schemaRefs>
+    <ds:schemaRef ds:uri="http://schemas.microsoft.com/office/2006/metadata/properties"/>
+    <ds:schemaRef ds:uri="http://schemas.microsoft.com/office/infopath/2007/PartnerControls"/>
+    <ds:schemaRef ds:uri="e9585e3e-8dde-4558-9020-300460070f66"/>
+    <ds:schemaRef ds:uri="fdbd0ee6-c1ce-4682-bf4d-b990274ef7f9"/>
+  </ds:schemaRefs>
+</ds:datastoreItem>
 </file>
 
-<file path=customXml/item4.xml><?xml version="1.0" encoding="utf-8"?>
-<p:properties xmlns:p="http://schemas.microsoft.com/office/2006/metadata/properties" xmlns:xsi="http://www.w3.org/2001/XMLSchema-instance" xmlns:pc="http://schemas.microsoft.com/office/infopath/2007/PartnerControls">
-  <documentManagement>
-    <lcf76f155ced4ddcb4097134ff3c332f xmlns="e9585e3e-8dde-4558-9020-300460070f66">
-      <Terms xmlns="http://schemas.microsoft.com/office/infopath/2007/PartnerControls"/>
-    </lcf76f155ced4ddcb4097134ff3c332f>
-    <TaxCatchAll xmlns="fdbd0ee6-c1ce-4682-bf4d-b990274ef7f9" xsi:nil="true"/>
-  </documentManagement>
-</p:properties>
+<file path=customXml/itemProps2.xml><?xml version="1.0" encoding="utf-8"?>
+<ds:datastoreItem xmlns:ds="http://schemas.openxmlformats.org/officeDocument/2006/customXml" ds:itemID="{1D755E14-1F36-4A82-B0C0-D1274DDA8EB5}">
+  <ds:schemaRefs>
+    <ds:schemaRef ds:uri="http://schemas.microsoft.com/sharepoint/v3/contenttype/forms"/>
+  </ds:schemaRefs>
+</ds:datastoreItem>
 </file>
 
-<file path=customXml/itemProps1.xml><?xml version="1.0" encoding="utf-8"?>
+<file path=customXml/itemProps3.xml><?xml version="1.0" encoding="utf-8"?>
 <ds:datastoreItem xmlns:ds="http://schemas.openxmlformats.org/officeDocument/2006/customXml" ds:itemID="{938DE7CE-CE65-4026-AF3B-5BEEAB990927}">
   <ds:schemaRefs>
     <ds:schemaRef ds:uri="http://schemas.openxmlformats.org/officeDocument/2006/bibliography"/>
@@ -8996,14 +9007,21 @@
 </ds:datastoreItem>
 </file>
 
-<file path=customXml/itemProps2.xml><?xml version="1.0" encoding="utf-8"?>
-<ds:datastoreItem xmlns:ds="http://schemas.openxmlformats.org/officeDocument/2006/customXml" ds:itemID="{9B79A848-9A39-43FC-BBB8-B1CE2A182B23}"/>
-</file>
-
-<file path=customXml/itemProps3.xml><?xml version="1.0" encoding="utf-8"?>
-<ds:datastoreItem xmlns:ds="http://schemas.openxmlformats.org/officeDocument/2006/customXml" ds:itemID="{1D755E14-1F36-4A82-B0C0-D1274DDA8EB5}"/>
-</file>
-
 <file path=customXml/itemProps4.xml><?xml version="1.0" encoding="utf-8"?>
-<ds:datastoreItem xmlns:ds="http://schemas.openxmlformats.org/officeDocument/2006/customXml" ds:itemID="{74B0CE9A-E086-4560-934D-95E80F40CA93}"/>
+<ds:datastoreItem xmlns:ds="http://schemas.openxmlformats.org/officeDocument/2006/customXml" ds:itemID="{9B79A848-9A39-43FC-BBB8-B1CE2A182B23}">
+  <ds:schemaRefs>
+    <ds:schemaRef ds:uri="http://schemas.microsoft.com/office/2006/metadata/contentType"/>
+    <ds:schemaRef ds:uri="http://schemas.microsoft.com/office/2006/metadata/properties/metaAttributes"/>
+    <ds:schemaRef ds:uri="http://www.w3.org/2001/XMLSchema"/>
+    <ds:schemaRef ds:uri="http://schemas.microsoft.com/office/2006/metadata/properties"/>
+    <ds:schemaRef ds:uri="e9585e3e-8dde-4558-9020-300460070f66"/>
+    <ds:schemaRef ds:uri="fdbd0ee6-c1ce-4682-bf4d-b990274ef7f9"/>
+    <ds:schemaRef ds:uri="http://schemas.microsoft.com/office/2006/documentManagement/types"/>
+    <ds:schemaRef ds:uri="http://schemas.microsoft.com/office/infopath/2007/PartnerControls"/>
+    <ds:schemaRef ds:uri="http://schemas.openxmlformats.org/package/2006/metadata/core-properties"/>
+    <ds:schemaRef ds:uri="http://purl.org/dc/elements/1.1/"/>
+    <ds:schemaRef ds:uri="http://purl.org/dc/terms/"/>
+    <ds:schemaRef ds:uri="http://schemas.microsoft.com/internal/obd"/>
+  </ds:schemaRefs>
+</ds:datastoreItem>
 </file>